--- a/lessons/4-4/downloads/reveal/teacher/4.4-session-2-prerequisite-practice-a.docx
+++ b/lessons/4-4/downloads/reveal/teacher/4.4-session-2-prerequisite-practice-a.docx
@@ -114,7 +114,7 @@
           <w:sz w:val="17"/>
           <w:szCs w:val="17"/>
         </w:rPr>
-        <w:t xml:space="preserve">Builds on Grade 4 · 4.NF.A.1</w:t>
+        <w:t xml:space="preserve">Builds on Grade 4</w:t>
       </w:r>
     </w:p>
     <w:tbl>
@@ -245,7 +245,7 @@
                 <w:sz w:val="20"/>
                 <w:szCs w:val="20"/>
               </w:rPr>
-              <w:t xml:space="preserve">You will use it in Practice Form A, problems 5 and 6.</w:t>
+              <w:t xml:space="preserve">You will use it in Practice, problems 5 and 6.</w:t>
             </w:r>
           </w:p>
         </w:tc>
@@ -261,6 +261,7 @@
           <w:tab w:val="right" w:pos="9504"/>
         </w:tabs>
         <w:spacing w:before="50" w:after="36" w:line="240" w:lineRule="auto"/>
+        <w:outlineLvl w:val="1"/>
       </w:pPr>
       <w:r>
         <w:rPr>
@@ -509,6 +510,7 @@
           <w:tab w:val="right" w:pos="9504"/>
         </w:tabs>
         <w:spacing w:before="50" w:after="36" w:line="240" w:lineRule="auto"/>
+        <w:outlineLvl w:val="1"/>
       </w:pPr>
       <w:r>
         <w:rPr>
@@ -715,6 +717,7 @@
           <w:tab w:val="right" w:pos="9504"/>
         </w:tabs>
         <w:spacing w:before="50" w:after="36" w:line="240" w:lineRule="auto"/>
+        <w:outlineLvl w:val="1"/>
       </w:pPr>
       <w:r>
         <w:rPr>
@@ -761,8 +764,8 @@
           <w:rFonts w:ascii="Avenir Next" w:hAnsi="Avenir Next" w:cs="Avenir Next" w:eastAsia="Avenir Next"/>
           <w:b/>
           <w:color w:val="1A1A1A"/>
-          <w:sz w:val="22"/>
-          <w:szCs w:val="22"/>
+          <w:sz w:val="21"/>
+          <w:szCs w:val="21"/>
         </w:rPr>
         <w:t xml:space="preserve">1.</w:t>
       </w:r>
@@ -770,8 +773,8 @@
         <w:rPr>
           <w:rFonts w:ascii="Avenir Next" w:hAnsi="Avenir Next" w:cs="Avenir Next" w:eastAsia="Avenir Next"/>
           <w:color w:val="1A1A1A"/>
-          <w:sz w:val="22"/>
-          <w:szCs w:val="22"/>
+          <w:sz w:val="21"/>
+          <w:szCs w:val="21"/>
         </w:rPr>
         <w:tab/>
       </w:r>
@@ -779,8 +782,8 @@
         <w:rPr>
           <w:rFonts w:ascii="Avenir Next" w:hAnsi="Avenir Next" w:cs="Avenir Next" w:eastAsia="Avenir Next"/>
           <w:color w:val="1A1A1A"/>
-          <w:sz w:val="22"/>
-          <w:szCs w:val="22"/>
+          <w:sz w:val="21"/>
+          <w:szCs w:val="21"/>
         </w:rPr>
         <w:t xml:space="preserve">Simplify 6/8.</w:t>
       </w:r>
@@ -868,7 +871,7 @@
           <w:sz w:val="21"/>
           <w:szCs w:val="21"/>
         </w:rPr>
-        <w:t xml:space="preserve">6 ÷ 2 = </w:t>
+        <w:t xml:space="preserve">6 ÷ </w:t>
       </w:r>
       <w:r>
         <w:rPr>
@@ -887,7 +890,45 @@
           <w:sz w:val="21"/>
           <w:szCs w:val="21"/>
         </w:rPr>
-        <w:t xml:space="preserve"> and 8 ÷ 2 = </w:t>
+        <w:t xml:space="preserve"> = </w:t>
+      </w:r>
+      <w:r>
+        <w:rPr>
+          <w:rFonts w:ascii="Avenir Next" w:hAnsi="Avenir Next" w:cs="Avenir Next" w:eastAsia="Avenir Next"/>
+          <w:color w:val="1A1A1A"/>
+          <w:sz w:val="21"/>
+          <w:szCs w:val="21"/>
+          <w:u w:val="single"/>
+        </w:rPr>
+        <w:t xml:space="preserve">                </w:t>
+      </w:r>
+      <w:r>
+        <w:rPr>
+          <w:rFonts w:ascii="Avenir Next" w:hAnsi="Avenir Next" w:cs="Avenir Next" w:eastAsia="Avenir Next"/>
+          <w:color w:val="1A1A1A"/>
+          <w:sz w:val="21"/>
+          <w:szCs w:val="21"/>
+        </w:rPr>
+        <w:t xml:space="preserve"> and 8 ÷ </w:t>
+      </w:r>
+      <w:r>
+        <w:rPr>
+          <w:rFonts w:ascii="Avenir Next" w:hAnsi="Avenir Next" w:cs="Avenir Next" w:eastAsia="Avenir Next"/>
+          <w:color w:val="1A1A1A"/>
+          <w:sz w:val="21"/>
+          <w:szCs w:val="21"/>
+          <w:u w:val="single"/>
+        </w:rPr>
+        <w:t xml:space="preserve">                </w:t>
+      </w:r>
+      <w:r>
+        <w:rPr>
+          <w:rFonts w:ascii="Avenir Next" w:hAnsi="Avenir Next" w:cs="Avenir Next" w:eastAsia="Avenir Next"/>
+          <w:color w:val="1A1A1A"/>
+          <w:sz w:val="21"/>
+          <w:szCs w:val="21"/>
+        </w:rPr>
+        <w:t xml:space="preserve"> = </w:t>
       </w:r>
       <w:r>
         <w:rPr>
@@ -944,7 +985,7 @@
           <w:sz w:val="21"/>
           <w:szCs w:val="21"/>
         </w:rPr>
-        <w:t xml:space="preserve">Only 1 divides 3 and 4. Simplest form: </w:t>
+        <w:t xml:space="preserve">Does only 1 divide both now? Simplest form: </w:t>
       </w:r>
       <w:r>
         <w:rPr>
@@ -976,8 +1017,8 @@
           <w:rFonts w:ascii="Avenir Next" w:hAnsi="Avenir Next" w:cs="Avenir Next" w:eastAsia="Avenir Next"/>
           <w:b/>
           <w:color w:val="1A1A1A"/>
-          <w:sz w:val="22"/>
-          <w:szCs w:val="22"/>
+          <w:sz w:val="21"/>
+          <w:szCs w:val="21"/>
         </w:rPr>
         <w:t xml:space="preserve">2.</w:t>
       </w:r>
@@ -985,8 +1026,8 @@
         <w:rPr>
           <w:rFonts w:ascii="Avenir Next" w:hAnsi="Avenir Next" w:cs="Avenir Next" w:eastAsia="Avenir Next"/>
           <w:color w:val="1A1A1A"/>
-          <w:sz w:val="22"/>
-          <w:szCs w:val="22"/>
+          <w:sz w:val="21"/>
+          <w:szCs w:val="21"/>
         </w:rPr>
         <w:tab/>
       </w:r>
@@ -994,8 +1035,8 @@
         <w:rPr>
           <w:rFonts w:ascii="Avenir Next" w:hAnsi="Avenir Next" w:cs="Avenir Next" w:eastAsia="Avenir Next"/>
           <w:color w:val="1A1A1A"/>
-          <w:sz w:val="22"/>
-          <w:szCs w:val="22"/>
+          <w:sz w:val="21"/>
+          <w:szCs w:val="21"/>
         </w:rPr>
         <w:t xml:space="preserve">Simplify 21/28.</w:t>
       </w:r>
@@ -1083,7 +1124,7 @@
           <w:sz w:val="21"/>
           <w:szCs w:val="21"/>
         </w:rPr>
-        <w:t xml:space="preserve">21 ÷ 7 = </w:t>
+        <w:t xml:space="preserve">21 ÷ </w:t>
       </w:r>
       <w:r>
         <w:rPr>
@@ -1102,7 +1143,45 @@
           <w:sz w:val="21"/>
           <w:szCs w:val="21"/>
         </w:rPr>
-        <w:t xml:space="preserve"> and 28 ÷ 7 = </w:t>
+        <w:t xml:space="preserve"> = </w:t>
+      </w:r>
+      <w:r>
+        <w:rPr>
+          <w:rFonts w:ascii="Avenir Next" w:hAnsi="Avenir Next" w:cs="Avenir Next" w:eastAsia="Avenir Next"/>
+          <w:color w:val="1A1A1A"/>
+          <w:sz w:val="21"/>
+          <w:szCs w:val="21"/>
+          <w:u w:val="single"/>
+        </w:rPr>
+        <w:t xml:space="preserve">                </w:t>
+      </w:r>
+      <w:r>
+        <w:rPr>
+          <w:rFonts w:ascii="Avenir Next" w:hAnsi="Avenir Next" w:cs="Avenir Next" w:eastAsia="Avenir Next"/>
+          <w:color w:val="1A1A1A"/>
+          <w:sz w:val="21"/>
+          <w:szCs w:val="21"/>
+        </w:rPr>
+        <w:t xml:space="preserve"> and 28 ÷ </w:t>
+      </w:r>
+      <w:r>
+        <w:rPr>
+          <w:rFonts w:ascii="Avenir Next" w:hAnsi="Avenir Next" w:cs="Avenir Next" w:eastAsia="Avenir Next"/>
+          <w:color w:val="1A1A1A"/>
+          <w:sz w:val="21"/>
+          <w:szCs w:val="21"/>
+          <w:u w:val="single"/>
+        </w:rPr>
+        <w:t xml:space="preserve">                </w:t>
+      </w:r>
+      <w:r>
+        <w:rPr>
+          <w:rFonts w:ascii="Avenir Next" w:hAnsi="Avenir Next" w:cs="Avenir Next" w:eastAsia="Avenir Next"/>
+          <w:color w:val="1A1A1A"/>
+          <w:sz w:val="21"/>
+          <w:szCs w:val="21"/>
+        </w:rPr>
+        <w:t xml:space="preserve"> = </w:t>
       </w:r>
       <w:r>
         <w:rPr>
@@ -1159,7 +1238,7 @@
           <w:sz w:val="21"/>
           <w:szCs w:val="21"/>
         </w:rPr>
-        <w:t xml:space="preserve">Only 1 divides 3 and 4. Simplest form: </w:t>
+        <w:t xml:space="preserve">Does only 1 divide both now? Simplest form: </w:t>
       </w:r>
       <w:r>
         <w:rPr>
@@ -1187,6 +1266,7 @@
           <w:tab w:val="right" w:pos="9504"/>
         </w:tabs>
         <w:spacing w:before="50" w:after="36" w:line="240" w:lineRule="auto"/>
+        <w:outlineLvl w:val="1"/>
       </w:pPr>
       <w:r>
         <w:rPr>
@@ -1271,8 +1351,8 @@
                 <w:rFonts w:ascii="Avenir Next" w:hAnsi="Avenir Next" w:cs="Avenir Next" w:eastAsia="Avenir Next"/>
                 <w:b/>
                 <w:color w:val="1A1A1A"/>
-                <w:sz w:val="22"/>
-                <w:szCs w:val="22"/>
+                <w:sz w:val="21"/>
+                <w:szCs w:val="21"/>
               </w:rPr>
               <w:t xml:space="preserve">3.</w:t>
             </w:r>
@@ -1280,8 +1360,8 @@
               <w:rPr>
                 <w:rFonts w:ascii="Avenir Next" w:hAnsi="Avenir Next" w:cs="Avenir Next" w:eastAsia="Avenir Next"/>
                 <w:color w:val="1A1A1A"/>
-                <w:sz w:val="22"/>
-                <w:szCs w:val="22"/>
+                <w:sz w:val="21"/>
+                <w:szCs w:val="21"/>
               </w:rPr>
               <w:tab/>
             </w:r>
@@ -1289,8 +1369,8 @@
               <w:rPr>
                 <w:rFonts w:ascii="Avenir Next" w:hAnsi="Avenir Next" w:cs="Avenir Next" w:eastAsia="Avenir Next"/>
                 <w:color w:val="1A1A1A"/>
-                <w:sz w:val="22"/>
-                <w:szCs w:val="22"/>
+                <w:sz w:val="21"/>
+                <w:szCs w:val="21"/>
               </w:rPr>
               <w:t xml:space="preserve">Write each fraction in simplest form.</w:t>
             </w:r>
@@ -1345,8 +1425,8 @@
                       <w:rFonts w:ascii="Avenir Next" w:hAnsi="Avenir Next" w:cs="Avenir Next" w:eastAsia="Avenir Next"/>
                       <w:b/>
                       <w:color w:val="003A70"/>
-                      <w:sz w:val="22"/>
-                      <w:szCs w:val="22"/>
+                      <w:sz w:val="21"/>
+                      <w:szCs w:val="21"/>
                     </w:rPr>
                     <w:t xml:space="preserve">a.</w:t>
                   </w:r>
@@ -1354,8 +1434,8 @@
                     <w:rPr>
                       <w:rFonts w:ascii="Avenir Next" w:hAnsi="Avenir Next" w:cs="Avenir Next" w:eastAsia="Avenir Next"/>
                       <w:color w:val="1A1A1A"/>
-                      <w:sz w:val="22"/>
-                      <w:szCs w:val="22"/>
+                      <w:sz w:val="21"/>
+                      <w:szCs w:val="21"/>
                     </w:rPr>
                     <w:tab/>
                   </w:r>
@@ -1363,8 +1443,8 @@
                     <w:rPr>
                       <w:rFonts w:ascii="Avenir Next" w:hAnsi="Avenir Next" w:cs="Avenir Next" w:eastAsia="Avenir Next"/>
                       <w:color w:val="1A1A1A"/>
-                      <w:sz w:val="22"/>
-                      <w:szCs w:val="22"/>
+                      <w:sz w:val="21"/>
+                      <w:szCs w:val="21"/>
                     </w:rPr>
                     <w:t xml:space="preserve">10/12 =</w:t>
                   </w:r>
@@ -1372,8 +1452,8 @@
                     <w:rPr>
                       <w:rFonts w:ascii="Avenir Next" w:hAnsi="Avenir Next" w:cs="Avenir Next" w:eastAsia="Avenir Next"/>
                       <w:color w:val="1A1A1A"/>
-                      <w:sz w:val="22"/>
-                      <w:szCs w:val="22"/>
+                      <w:sz w:val="21"/>
+                      <w:szCs w:val="21"/>
                     </w:rPr>
                     <w:t xml:space="preserve">  </w:t>
                   </w:r>
@@ -1381,11 +1461,11 @@
                     <w:rPr>
                       <w:rFonts w:ascii="Avenir Next" w:hAnsi="Avenir Next" w:cs="Avenir Next" w:eastAsia="Avenir Next"/>
                       <w:color w:val="1A1A1A"/>
-                      <w:sz w:val="22"/>
-                      <w:szCs w:val="22"/>
+                      <w:sz w:val="21"/>
+                      <w:szCs w:val="21"/>
                       <w:u w:val="single"/>
                     </w:rPr>
-                    <w:t xml:space="preserve">        </w:t>
+                    <w:t xml:space="preserve">            </w:t>
                   </w:r>
                 </w:p>
               </w:tc>
@@ -1407,8 +1487,8 @@
                       <w:rFonts w:ascii="Avenir Next" w:hAnsi="Avenir Next" w:cs="Avenir Next" w:eastAsia="Avenir Next"/>
                       <w:b/>
                       <w:color w:val="003A70"/>
-                      <w:sz w:val="22"/>
-                      <w:szCs w:val="22"/>
+                      <w:sz w:val="21"/>
+                      <w:szCs w:val="21"/>
                     </w:rPr>
                     <w:t xml:space="preserve">b.</w:t>
                   </w:r>
@@ -1416,8 +1496,8 @@
                     <w:rPr>
                       <w:rFonts w:ascii="Avenir Next" w:hAnsi="Avenir Next" w:cs="Avenir Next" w:eastAsia="Avenir Next"/>
                       <w:color w:val="1A1A1A"/>
-                      <w:sz w:val="22"/>
-                      <w:szCs w:val="22"/>
+                      <w:sz w:val="21"/>
+                      <w:szCs w:val="21"/>
                     </w:rPr>
                     <w:tab/>
                   </w:r>
@@ -1425,8 +1505,8 @@
                     <w:rPr>
                       <w:rFonts w:ascii="Avenir Next" w:hAnsi="Avenir Next" w:cs="Avenir Next" w:eastAsia="Avenir Next"/>
                       <w:color w:val="1A1A1A"/>
-                      <w:sz w:val="22"/>
-                      <w:szCs w:val="22"/>
+                      <w:sz w:val="21"/>
+                      <w:szCs w:val="21"/>
                     </w:rPr>
                     <w:t xml:space="preserve">8/20 =</w:t>
                   </w:r>
@@ -1434,8 +1514,8 @@
                     <w:rPr>
                       <w:rFonts w:ascii="Avenir Next" w:hAnsi="Avenir Next" w:cs="Avenir Next" w:eastAsia="Avenir Next"/>
                       <w:color w:val="1A1A1A"/>
-                      <w:sz w:val="22"/>
-                      <w:szCs w:val="22"/>
+                      <w:sz w:val="21"/>
+                      <w:szCs w:val="21"/>
                     </w:rPr>
                     <w:t xml:space="preserve">  </w:t>
                   </w:r>
@@ -1443,11 +1523,11 @@
                     <w:rPr>
                       <w:rFonts w:ascii="Avenir Next" w:hAnsi="Avenir Next" w:cs="Avenir Next" w:eastAsia="Avenir Next"/>
                       <w:color w:val="1A1A1A"/>
-                      <w:sz w:val="22"/>
-                      <w:szCs w:val="22"/>
+                      <w:sz w:val="21"/>
+                      <w:szCs w:val="21"/>
                       <w:u w:val="single"/>
                     </w:rPr>
-                    <w:t xml:space="preserve">        </w:t>
+                    <w:t xml:space="preserve">            </w:t>
                   </w:r>
                 </w:p>
               </w:tc>
@@ -1469,8 +1549,8 @@
                       <w:rFonts w:ascii="Avenir Next" w:hAnsi="Avenir Next" w:cs="Avenir Next" w:eastAsia="Avenir Next"/>
                       <w:b/>
                       <w:color w:val="003A70"/>
-                      <w:sz w:val="22"/>
-                      <w:szCs w:val="22"/>
+                      <w:sz w:val="21"/>
+                      <w:szCs w:val="21"/>
                     </w:rPr>
                     <w:t xml:space="preserve">c.</w:t>
                   </w:r>
@@ -1478,8 +1558,8 @@
                     <w:rPr>
                       <w:rFonts w:ascii="Avenir Next" w:hAnsi="Avenir Next" w:cs="Avenir Next" w:eastAsia="Avenir Next"/>
                       <w:color w:val="1A1A1A"/>
-                      <w:sz w:val="22"/>
-                      <w:szCs w:val="22"/>
+                      <w:sz w:val="21"/>
+                      <w:szCs w:val="21"/>
                     </w:rPr>
                     <w:tab/>
                   </w:r>
@@ -1487,8 +1567,8 @@
                     <w:rPr>
                       <w:rFonts w:ascii="Avenir Next" w:hAnsi="Avenir Next" w:cs="Avenir Next" w:eastAsia="Avenir Next"/>
                       <w:color w:val="1A1A1A"/>
-                      <w:sz w:val="22"/>
-                      <w:szCs w:val="22"/>
+                      <w:sz w:val="21"/>
+                      <w:szCs w:val="21"/>
                     </w:rPr>
                     <w:t xml:space="preserve">27/36 =</w:t>
                   </w:r>
@@ -1496,8 +1576,8 @@
                     <w:rPr>
                       <w:rFonts w:ascii="Avenir Next" w:hAnsi="Avenir Next" w:cs="Avenir Next" w:eastAsia="Avenir Next"/>
                       <w:color w:val="1A1A1A"/>
-                      <w:sz w:val="22"/>
-                      <w:szCs w:val="22"/>
+                      <w:sz w:val="21"/>
+                      <w:szCs w:val="21"/>
                     </w:rPr>
                     <w:t xml:space="preserve">  </w:t>
                   </w:r>
@@ -1505,11 +1585,11 @@
                     <w:rPr>
                       <w:rFonts w:ascii="Avenir Next" w:hAnsi="Avenir Next" w:cs="Avenir Next" w:eastAsia="Avenir Next"/>
                       <w:color w:val="1A1A1A"/>
-                      <w:sz w:val="22"/>
-                      <w:szCs w:val="22"/>
+                      <w:sz w:val="21"/>
+                      <w:szCs w:val="21"/>
                       <w:u w:val="single"/>
                     </w:rPr>
-                    <w:t xml:space="preserve">        </w:t>
+                    <w:t xml:space="preserve">            </w:t>
                   </w:r>
                 </w:p>
               </w:tc>
@@ -1537,8 +1617,8 @@
                       <w:rFonts w:ascii="Avenir Next" w:hAnsi="Avenir Next" w:cs="Avenir Next" w:eastAsia="Avenir Next"/>
                       <w:b/>
                       <w:color w:val="003A70"/>
-                      <w:sz w:val="22"/>
-                      <w:szCs w:val="22"/>
+                      <w:sz w:val="21"/>
+                      <w:szCs w:val="21"/>
                     </w:rPr>
                     <w:t xml:space="preserve">d.</w:t>
                   </w:r>
@@ -1546,8 +1626,8 @@
                     <w:rPr>
                       <w:rFonts w:ascii="Avenir Next" w:hAnsi="Avenir Next" w:cs="Avenir Next" w:eastAsia="Avenir Next"/>
                       <w:color w:val="1A1A1A"/>
-                      <w:sz w:val="22"/>
-                      <w:szCs w:val="22"/>
+                      <w:sz w:val="21"/>
+                      <w:szCs w:val="21"/>
                     </w:rPr>
                     <w:tab/>
                   </w:r>
@@ -1555,8 +1635,8 @@
                     <w:rPr>
                       <w:rFonts w:ascii="Avenir Next" w:hAnsi="Avenir Next" w:cs="Avenir Next" w:eastAsia="Avenir Next"/>
                       <w:color w:val="1A1A1A"/>
-                      <w:sz w:val="22"/>
-                      <w:szCs w:val="22"/>
+                      <w:sz w:val="21"/>
+                      <w:szCs w:val="21"/>
                     </w:rPr>
                     <w:t xml:space="preserve">14/35 =</w:t>
                   </w:r>
@@ -1564,8 +1644,8 @@
                     <w:rPr>
                       <w:rFonts w:ascii="Avenir Next" w:hAnsi="Avenir Next" w:cs="Avenir Next" w:eastAsia="Avenir Next"/>
                       <w:color w:val="1A1A1A"/>
-                      <w:sz w:val="22"/>
-                      <w:szCs w:val="22"/>
+                      <w:sz w:val="21"/>
+                      <w:szCs w:val="21"/>
                     </w:rPr>
                     <w:t xml:space="preserve">  </w:t>
                   </w:r>
@@ -1573,11 +1653,11 @@
                     <w:rPr>
                       <w:rFonts w:ascii="Avenir Next" w:hAnsi="Avenir Next" w:cs="Avenir Next" w:eastAsia="Avenir Next"/>
                       <w:color w:val="1A1A1A"/>
-                      <w:sz w:val="22"/>
-                      <w:szCs w:val="22"/>
+                      <w:sz w:val="21"/>
+                      <w:szCs w:val="21"/>
                       <w:u w:val="single"/>
                     </w:rPr>
-                    <w:t xml:space="preserve">        </w:t>
+                    <w:t xml:space="preserve">            </w:t>
                   </w:r>
                 </w:p>
               </w:tc>
@@ -1599,8 +1679,8 @@
                       <w:rFonts w:ascii="Avenir Next" w:hAnsi="Avenir Next" w:cs="Avenir Next" w:eastAsia="Avenir Next"/>
                       <w:b/>
                       <w:color w:val="003A70"/>
-                      <w:sz w:val="22"/>
-                      <w:szCs w:val="22"/>
+                      <w:sz w:val="21"/>
+                      <w:szCs w:val="21"/>
                     </w:rPr>
                     <w:t xml:space="preserve">e.</w:t>
                   </w:r>
@@ -1608,8 +1688,8 @@
                     <w:rPr>
                       <w:rFonts w:ascii="Avenir Next" w:hAnsi="Avenir Next" w:cs="Avenir Next" w:eastAsia="Avenir Next"/>
                       <w:color w:val="1A1A1A"/>
-                      <w:sz w:val="22"/>
-                      <w:szCs w:val="22"/>
+                      <w:sz w:val="21"/>
+                      <w:szCs w:val="21"/>
                     </w:rPr>
                     <w:tab/>
                   </w:r>
@@ -1617,8 +1697,8 @@
                     <w:rPr>
                       <w:rFonts w:ascii="Avenir Next" w:hAnsi="Avenir Next" w:cs="Avenir Next" w:eastAsia="Avenir Next"/>
                       <w:color w:val="1A1A1A"/>
-                      <w:sz w:val="22"/>
-                      <w:szCs w:val="22"/>
+                      <w:sz w:val="21"/>
+                      <w:szCs w:val="21"/>
                     </w:rPr>
                     <w:t xml:space="preserve">24/30 =</w:t>
                   </w:r>
@@ -1626,8 +1706,8 @@
                     <w:rPr>
                       <w:rFonts w:ascii="Avenir Next" w:hAnsi="Avenir Next" w:cs="Avenir Next" w:eastAsia="Avenir Next"/>
                       <w:color w:val="1A1A1A"/>
-                      <w:sz w:val="22"/>
-                      <w:szCs w:val="22"/>
+                      <w:sz w:val="21"/>
+                      <w:szCs w:val="21"/>
                     </w:rPr>
                     <w:t xml:space="preserve">  </w:t>
                   </w:r>
@@ -1635,11 +1715,11 @@
                     <w:rPr>
                       <w:rFonts w:ascii="Avenir Next" w:hAnsi="Avenir Next" w:cs="Avenir Next" w:eastAsia="Avenir Next"/>
                       <w:color w:val="1A1A1A"/>
-                      <w:sz w:val="22"/>
-                      <w:szCs w:val="22"/>
+                      <w:sz w:val="21"/>
+                      <w:szCs w:val="21"/>
                       <w:u w:val="single"/>
                     </w:rPr>
-                    <w:t xml:space="preserve">        </w:t>
+                    <w:t xml:space="preserve">            </w:t>
                   </w:r>
                 </w:p>
               </w:tc>
@@ -1661,8 +1741,8 @@
                       <w:rFonts w:ascii="Avenir Next" w:hAnsi="Avenir Next" w:cs="Avenir Next" w:eastAsia="Avenir Next"/>
                       <w:b/>
                       <w:color w:val="003A70"/>
-                      <w:sz w:val="22"/>
-                      <w:szCs w:val="22"/>
+                      <w:sz w:val="21"/>
+                      <w:szCs w:val="21"/>
                     </w:rPr>
                     <w:t xml:space="preserve">f.</w:t>
                   </w:r>
@@ -1670,8 +1750,8 @@
                     <w:rPr>
                       <w:rFonts w:ascii="Avenir Next" w:hAnsi="Avenir Next" w:cs="Avenir Next" w:eastAsia="Avenir Next"/>
                       <w:color w:val="1A1A1A"/>
-                      <w:sz w:val="22"/>
-                      <w:szCs w:val="22"/>
+                      <w:sz w:val="21"/>
+                      <w:szCs w:val="21"/>
                     </w:rPr>
                     <w:tab/>
                   </w:r>
@@ -1679,8 +1759,8 @@
                     <w:rPr>
                       <w:rFonts w:ascii="Avenir Next" w:hAnsi="Avenir Next" w:cs="Avenir Next" w:eastAsia="Avenir Next"/>
                       <w:color w:val="1A1A1A"/>
-                      <w:sz w:val="22"/>
-                      <w:szCs w:val="22"/>
+                      <w:sz w:val="21"/>
+                      <w:szCs w:val="21"/>
                     </w:rPr>
                     <w:t xml:space="preserve">18/45 =</w:t>
                   </w:r>
@@ -1688,8 +1768,8 @@
                     <w:rPr>
                       <w:rFonts w:ascii="Avenir Next" w:hAnsi="Avenir Next" w:cs="Avenir Next" w:eastAsia="Avenir Next"/>
                       <w:color w:val="1A1A1A"/>
-                      <w:sz w:val="22"/>
-                      <w:szCs w:val="22"/>
+                      <w:sz w:val="21"/>
+                      <w:szCs w:val="21"/>
                     </w:rPr>
                     <w:t xml:space="preserve">  </w:t>
                   </w:r>
@@ -1697,11 +1777,11 @@
                     <w:rPr>
                       <w:rFonts w:ascii="Avenir Next" w:hAnsi="Avenir Next" w:cs="Avenir Next" w:eastAsia="Avenir Next"/>
                       <w:color w:val="1A1A1A"/>
-                      <w:sz w:val="22"/>
-                      <w:szCs w:val="22"/>
+                      <w:sz w:val="21"/>
+                      <w:szCs w:val="21"/>
                       <w:u w:val="single"/>
                     </w:rPr>
-                    <w:t xml:space="preserve">        </w:t>
+                    <w:t xml:space="preserve">            </w:t>
                   </w:r>
                 </w:p>
               </w:tc>
@@ -1769,7 +1849,7 @@
           <w:sz w:val="17"/>
           <w:szCs w:val="17"/>
         </w:rPr>
-        <w:t xml:space="preserve">Builds on Grade 4 · 4.NF.A.1</w:t>
+        <w:t xml:space="preserve">Builds on Grade 4</w:t>
       </w:r>
     </w:p>
     <w:tbl>
@@ -1900,7 +1980,7 @@
                 <w:sz w:val="20"/>
                 <w:szCs w:val="20"/>
               </w:rPr>
-              <w:t xml:space="preserve">You will use it in Practice Form A, problems 1 and 4.</w:t>
+              <w:t xml:space="preserve">You will use it in Practice, problems 1 and 4.</w:t>
             </w:r>
           </w:p>
         </w:tc>
@@ -1916,6 +1996,7 @@
           <w:tab w:val="right" w:pos="9504"/>
         </w:tabs>
         <w:spacing w:before="50" w:after="36" w:line="240" w:lineRule="auto"/>
+        <w:outlineLvl w:val="1"/>
       </w:pPr>
       <w:r>
         <w:rPr>
@@ -2182,6 +2263,7 @@
           <w:tab w:val="right" w:pos="9504"/>
         </w:tabs>
         <w:spacing w:before="50" w:after="36" w:line="240" w:lineRule="auto"/>
+        <w:outlineLvl w:val="1"/>
       </w:pPr>
       <w:r>
         <w:rPr>
@@ -2388,6 +2470,7 @@
           <w:tab w:val="right" w:pos="9504"/>
         </w:tabs>
         <w:spacing w:before="50" w:after="36" w:line="240" w:lineRule="auto"/>
+        <w:outlineLvl w:val="1"/>
       </w:pPr>
       <w:r>
         <w:rPr>
@@ -2434,8 +2517,8 @@
           <w:rFonts w:ascii="Avenir Next" w:hAnsi="Avenir Next" w:cs="Avenir Next" w:eastAsia="Avenir Next"/>
           <w:b/>
           <w:color w:val="1A1A1A"/>
-          <w:sz w:val="22"/>
-          <w:szCs w:val="22"/>
+          <w:sz w:val="21"/>
+          <w:szCs w:val="21"/>
         </w:rPr>
         <w:t xml:space="preserve">4.</w:t>
       </w:r>
@@ -2443,8 +2526,8 @@
         <w:rPr>
           <w:rFonts w:ascii="Avenir Next" w:hAnsi="Avenir Next" w:cs="Avenir Next" w:eastAsia="Avenir Next"/>
           <w:color w:val="1A1A1A"/>
-          <w:sz w:val="22"/>
-          <w:szCs w:val="22"/>
+          <w:sz w:val="21"/>
+          <w:szCs w:val="21"/>
         </w:rPr>
         <w:tab/>
       </w:r>
@@ -2452,8 +2535,8 @@
         <w:rPr>
           <w:rFonts w:ascii="Avenir Next" w:hAnsi="Avenir Next" w:cs="Avenir Next" w:eastAsia="Avenir Next"/>
           <w:color w:val="1A1A1A"/>
-          <w:sz w:val="22"/>
-          <w:szCs w:val="22"/>
+          <w:sz w:val="21"/>
+          <w:szCs w:val="21"/>
         </w:rPr>
         <w:t xml:space="preserve">Write 3/4 as a percent.</w:t>
       </w:r>
@@ -2550,7 +2633,26 @@
           <w:sz w:val="21"/>
           <w:szCs w:val="21"/>
         </w:rPr>
-        <w:t xml:space="preserve">3 × 25 = </w:t>
+        <w:t xml:space="preserve">3 × </w:t>
+      </w:r>
+      <w:r>
+        <w:rPr>
+          <w:rFonts w:ascii="Avenir Next" w:hAnsi="Avenir Next" w:cs="Avenir Next" w:eastAsia="Avenir Next"/>
+          <w:color w:val="1A1A1A"/>
+          <w:sz w:val="21"/>
+          <w:szCs w:val="21"/>
+          <w:u w:val="single"/>
+        </w:rPr>
+        <w:t xml:space="preserve">                </w:t>
+      </w:r>
+      <w:r>
+        <w:rPr>
+          <w:rFonts w:ascii="Avenir Next" w:hAnsi="Avenir Next" w:cs="Avenir Next" w:eastAsia="Avenir Next"/>
+          <w:color w:val="1A1A1A"/>
+          <w:sz w:val="21"/>
+          <w:szCs w:val="21"/>
+        </w:rPr>
+        <w:t xml:space="preserve"> = </w:t>
       </w:r>
       <w:r>
         <w:rPr>
@@ -2649,8 +2751,8 @@
           <w:rFonts w:ascii="Avenir Next" w:hAnsi="Avenir Next" w:cs="Avenir Next" w:eastAsia="Avenir Next"/>
           <w:b/>
           <w:color w:val="1A1A1A"/>
-          <w:sz w:val="22"/>
-          <w:szCs w:val="22"/>
+          <w:sz w:val="21"/>
+          <w:szCs w:val="21"/>
         </w:rPr>
         <w:t xml:space="preserve">5.</w:t>
       </w:r>
@@ -2658,8 +2760,8 @@
         <w:rPr>
           <w:rFonts w:ascii="Avenir Next" w:hAnsi="Avenir Next" w:cs="Avenir Next" w:eastAsia="Avenir Next"/>
           <w:color w:val="1A1A1A"/>
-          <w:sz w:val="22"/>
-          <w:szCs w:val="22"/>
+          <w:sz w:val="21"/>
+          <w:szCs w:val="21"/>
         </w:rPr>
         <w:tab/>
       </w:r>
@@ -2667,8 +2769,8 @@
         <w:rPr>
           <w:rFonts w:ascii="Avenir Next" w:hAnsi="Avenir Next" w:cs="Avenir Next" w:eastAsia="Avenir Next"/>
           <w:color w:val="1A1A1A"/>
-          <w:sz w:val="22"/>
-          <w:szCs w:val="22"/>
+          <w:sz w:val="21"/>
+          <w:szCs w:val="21"/>
         </w:rPr>
         <w:t xml:space="preserve">Write 13/25 as a percent.</w:t>
       </w:r>
@@ -2765,7 +2867,26 @@
           <w:sz w:val="21"/>
           <w:szCs w:val="21"/>
         </w:rPr>
-        <w:t xml:space="preserve">13 × 4 = </w:t>
+        <w:t xml:space="preserve">13 × </w:t>
+      </w:r>
+      <w:r>
+        <w:rPr>
+          <w:rFonts w:ascii="Avenir Next" w:hAnsi="Avenir Next" w:cs="Avenir Next" w:eastAsia="Avenir Next"/>
+          <w:color w:val="1A1A1A"/>
+          <w:sz w:val="21"/>
+          <w:szCs w:val="21"/>
+          <w:u w:val="single"/>
+        </w:rPr>
+        <w:t xml:space="preserve">                </w:t>
+      </w:r>
+      <w:r>
+        <w:rPr>
+          <w:rFonts w:ascii="Avenir Next" w:hAnsi="Avenir Next" w:cs="Avenir Next" w:eastAsia="Avenir Next"/>
+          <w:color w:val="1A1A1A"/>
+          <w:sz w:val="21"/>
+          <w:szCs w:val="21"/>
+        </w:rPr>
+        <w:t xml:space="preserve"> = </w:t>
       </w:r>
       <w:r>
         <w:rPr>
@@ -2860,6 +2981,7 @@
           <w:tab w:val="right" w:pos="9504"/>
         </w:tabs>
         <w:spacing w:before="50" w:after="36" w:line="240" w:lineRule="auto"/>
+        <w:outlineLvl w:val="1"/>
       </w:pPr>
       <w:r>
         <w:rPr>
@@ -2944,8 +3066,8 @@
                 <w:rFonts w:ascii="Avenir Next" w:hAnsi="Avenir Next" w:cs="Avenir Next" w:eastAsia="Avenir Next"/>
                 <w:b/>
                 <w:color w:val="1A1A1A"/>
-                <w:sz w:val="22"/>
-                <w:szCs w:val="22"/>
+                <w:sz w:val="21"/>
+                <w:szCs w:val="21"/>
               </w:rPr>
               <w:t xml:space="preserve">6.</w:t>
             </w:r>
@@ -2953,8 +3075,8 @@
               <w:rPr>
                 <w:rFonts w:ascii="Avenir Next" w:hAnsi="Avenir Next" w:cs="Avenir Next" w:eastAsia="Avenir Next"/>
                 <w:color w:val="1A1A1A"/>
-                <w:sz w:val="22"/>
-                <w:szCs w:val="22"/>
+                <w:sz w:val="21"/>
+                <w:szCs w:val="21"/>
               </w:rPr>
               <w:tab/>
             </w:r>
@@ -2962,8 +3084,8 @@
               <w:rPr>
                 <w:rFonts w:ascii="Avenir Next" w:hAnsi="Avenir Next" w:cs="Avenir Next" w:eastAsia="Avenir Next"/>
                 <w:color w:val="1A1A1A"/>
-                <w:sz w:val="22"/>
-                <w:szCs w:val="22"/>
+                <w:sz w:val="21"/>
+                <w:szCs w:val="21"/>
               </w:rPr>
               <w:t xml:space="preserve">Write each fraction as a percent.</w:t>
             </w:r>
@@ -3018,8 +3140,8 @@
                       <w:rFonts w:ascii="Avenir Next" w:hAnsi="Avenir Next" w:cs="Avenir Next" w:eastAsia="Avenir Next"/>
                       <w:b/>
                       <w:color w:val="003A70"/>
-                      <w:sz w:val="22"/>
-                      <w:szCs w:val="22"/>
+                      <w:sz w:val="21"/>
+                      <w:szCs w:val="21"/>
                     </w:rPr>
                     <w:t xml:space="preserve">a.</w:t>
                   </w:r>
@@ -3027,8 +3149,8 @@
                     <w:rPr>
                       <w:rFonts w:ascii="Avenir Next" w:hAnsi="Avenir Next" w:cs="Avenir Next" w:eastAsia="Avenir Next"/>
                       <w:color w:val="1A1A1A"/>
-                      <w:sz w:val="22"/>
-                      <w:szCs w:val="22"/>
+                      <w:sz w:val="21"/>
+                      <w:szCs w:val="21"/>
                     </w:rPr>
                     <w:tab/>
                   </w:r>
@@ -3036,8 +3158,8 @@
                     <w:rPr>
                       <w:rFonts w:ascii="Avenir Next" w:hAnsi="Avenir Next" w:cs="Avenir Next" w:eastAsia="Avenir Next"/>
                       <w:color w:val="1A1A1A"/>
-                      <w:sz w:val="22"/>
-                      <w:szCs w:val="22"/>
+                      <w:sz w:val="21"/>
+                      <w:szCs w:val="21"/>
                     </w:rPr>
                     <w:t xml:space="preserve">7/10 =</w:t>
                   </w:r>
@@ -3045,8 +3167,8 @@
                     <w:rPr>
                       <w:rFonts w:ascii="Avenir Next" w:hAnsi="Avenir Next" w:cs="Avenir Next" w:eastAsia="Avenir Next"/>
                       <w:color w:val="1A1A1A"/>
-                      <w:sz w:val="22"/>
-                      <w:szCs w:val="22"/>
+                      <w:sz w:val="21"/>
+                      <w:szCs w:val="21"/>
                     </w:rPr>
                     <w:t xml:space="preserve">  </w:t>
                   </w:r>
@@ -3054,8 +3176,8 @@
                     <w:rPr>
                       <w:rFonts w:ascii="Avenir Next" w:hAnsi="Avenir Next" w:cs="Avenir Next" w:eastAsia="Avenir Next"/>
                       <w:color w:val="1A1A1A"/>
-                      <w:sz w:val="22"/>
-                      <w:szCs w:val="22"/>
+                      <w:sz w:val="21"/>
+                      <w:szCs w:val="21"/>
                       <w:u w:val="single"/>
                     </w:rPr>
                     <w:t xml:space="preserve">      </w:t>
@@ -3064,8 +3186,8 @@
                     <w:rPr>
                       <w:rFonts w:ascii="Avenir Next" w:hAnsi="Avenir Next" w:cs="Avenir Next" w:eastAsia="Avenir Next"/>
                       <w:color w:val="1A1A1A"/>
-                      <w:sz w:val="22"/>
-                      <w:szCs w:val="22"/>
+                      <w:sz w:val="21"/>
+                      <w:szCs w:val="21"/>
                     </w:rPr>
                     <w:t xml:space="preserve"> %</w:t>
                   </w:r>
@@ -3089,8 +3211,8 @@
                       <w:rFonts w:ascii="Avenir Next" w:hAnsi="Avenir Next" w:cs="Avenir Next" w:eastAsia="Avenir Next"/>
                       <w:b/>
                       <w:color w:val="003A70"/>
-                      <w:sz w:val="22"/>
-                      <w:szCs w:val="22"/>
+                      <w:sz w:val="21"/>
+                      <w:szCs w:val="21"/>
                     </w:rPr>
                     <w:t xml:space="preserve">b.</w:t>
                   </w:r>
@@ -3098,8 +3220,8 @@
                     <w:rPr>
                       <w:rFonts w:ascii="Avenir Next" w:hAnsi="Avenir Next" w:cs="Avenir Next" w:eastAsia="Avenir Next"/>
                       <w:color w:val="1A1A1A"/>
-                      <w:sz w:val="22"/>
-                      <w:szCs w:val="22"/>
+                      <w:sz w:val="21"/>
+                      <w:szCs w:val="21"/>
                     </w:rPr>
                     <w:tab/>
                   </w:r>
@@ -3107,8 +3229,8 @@
                     <w:rPr>
                       <w:rFonts w:ascii="Avenir Next" w:hAnsi="Avenir Next" w:cs="Avenir Next" w:eastAsia="Avenir Next"/>
                       <w:color w:val="1A1A1A"/>
-                      <w:sz w:val="22"/>
-                      <w:szCs w:val="22"/>
+                      <w:sz w:val="21"/>
+                      <w:szCs w:val="21"/>
                     </w:rPr>
                     <w:t xml:space="preserve">9/20 =</w:t>
                   </w:r>
@@ -3116,8 +3238,8 @@
                     <w:rPr>
                       <w:rFonts w:ascii="Avenir Next" w:hAnsi="Avenir Next" w:cs="Avenir Next" w:eastAsia="Avenir Next"/>
                       <w:color w:val="1A1A1A"/>
-                      <w:sz w:val="22"/>
-                      <w:szCs w:val="22"/>
+                      <w:sz w:val="21"/>
+                      <w:szCs w:val="21"/>
                     </w:rPr>
                     <w:t xml:space="preserve">  </w:t>
                   </w:r>
@@ -3125,8 +3247,8 @@
                     <w:rPr>
                       <w:rFonts w:ascii="Avenir Next" w:hAnsi="Avenir Next" w:cs="Avenir Next" w:eastAsia="Avenir Next"/>
                       <w:color w:val="1A1A1A"/>
-                      <w:sz w:val="22"/>
-                      <w:szCs w:val="22"/>
+                      <w:sz w:val="21"/>
+                      <w:szCs w:val="21"/>
                       <w:u w:val="single"/>
                     </w:rPr>
                     <w:t xml:space="preserve">      </w:t>
@@ -3135,8 +3257,8 @@
                     <w:rPr>
                       <w:rFonts w:ascii="Avenir Next" w:hAnsi="Avenir Next" w:cs="Avenir Next" w:eastAsia="Avenir Next"/>
                       <w:color w:val="1A1A1A"/>
-                      <w:sz w:val="22"/>
-                      <w:szCs w:val="22"/>
+                      <w:sz w:val="21"/>
+                      <w:szCs w:val="21"/>
                     </w:rPr>
                     <w:t xml:space="preserve"> %</w:t>
                   </w:r>
@@ -3160,8 +3282,8 @@
                       <w:rFonts w:ascii="Avenir Next" w:hAnsi="Avenir Next" w:cs="Avenir Next" w:eastAsia="Avenir Next"/>
                       <w:b/>
                       <w:color w:val="003A70"/>
-                      <w:sz w:val="22"/>
-                      <w:szCs w:val="22"/>
+                      <w:sz w:val="21"/>
+                      <w:szCs w:val="21"/>
                     </w:rPr>
                     <w:t xml:space="preserve">c.</w:t>
                   </w:r>
@@ -3169,8 +3291,8 @@
                     <w:rPr>
                       <w:rFonts w:ascii="Avenir Next" w:hAnsi="Avenir Next" w:cs="Avenir Next" w:eastAsia="Avenir Next"/>
                       <w:color w:val="1A1A1A"/>
-                      <w:sz w:val="22"/>
-                      <w:szCs w:val="22"/>
+                      <w:sz w:val="21"/>
+                      <w:szCs w:val="21"/>
                     </w:rPr>
                     <w:tab/>
                   </w:r>
@@ -3178,8 +3300,8 @@
                     <w:rPr>
                       <w:rFonts w:ascii="Avenir Next" w:hAnsi="Avenir Next" w:cs="Avenir Next" w:eastAsia="Avenir Next"/>
                       <w:color w:val="1A1A1A"/>
-                      <w:sz w:val="22"/>
-                      <w:szCs w:val="22"/>
+                      <w:sz w:val="21"/>
+                      <w:szCs w:val="21"/>
                     </w:rPr>
                     <w:t xml:space="preserve">2/5 =</w:t>
                   </w:r>
@@ -3187,8 +3309,8 @@
                     <w:rPr>
                       <w:rFonts w:ascii="Avenir Next" w:hAnsi="Avenir Next" w:cs="Avenir Next" w:eastAsia="Avenir Next"/>
                       <w:color w:val="1A1A1A"/>
-                      <w:sz w:val="22"/>
-                      <w:szCs w:val="22"/>
+                      <w:sz w:val="21"/>
+                      <w:szCs w:val="21"/>
                     </w:rPr>
                     <w:t xml:space="preserve">  </w:t>
                   </w:r>
@@ -3196,8 +3318,8 @@
                     <w:rPr>
                       <w:rFonts w:ascii="Avenir Next" w:hAnsi="Avenir Next" w:cs="Avenir Next" w:eastAsia="Avenir Next"/>
                       <w:color w:val="1A1A1A"/>
-                      <w:sz w:val="22"/>
-                      <w:szCs w:val="22"/>
+                      <w:sz w:val="21"/>
+                      <w:szCs w:val="21"/>
                       <w:u w:val="single"/>
                     </w:rPr>
                     <w:t xml:space="preserve">      </w:t>
@@ -3206,8 +3328,8 @@
                     <w:rPr>
                       <w:rFonts w:ascii="Avenir Next" w:hAnsi="Avenir Next" w:cs="Avenir Next" w:eastAsia="Avenir Next"/>
                       <w:color w:val="1A1A1A"/>
-                      <w:sz w:val="22"/>
-                      <w:szCs w:val="22"/>
+                      <w:sz w:val="21"/>
+                      <w:szCs w:val="21"/>
                     </w:rPr>
                     <w:t xml:space="preserve"> %</w:t>
                   </w:r>
@@ -3237,8 +3359,8 @@
                       <w:rFonts w:ascii="Avenir Next" w:hAnsi="Avenir Next" w:cs="Avenir Next" w:eastAsia="Avenir Next"/>
                       <w:b/>
                       <w:color w:val="003A70"/>
-                      <w:sz w:val="22"/>
-                      <w:szCs w:val="22"/>
+                      <w:sz w:val="21"/>
+                      <w:szCs w:val="21"/>
                     </w:rPr>
                     <w:t xml:space="preserve">d.</w:t>
                   </w:r>
@@ -3246,8 +3368,8 @@
                     <w:rPr>
                       <w:rFonts w:ascii="Avenir Next" w:hAnsi="Avenir Next" w:cs="Avenir Next" w:eastAsia="Avenir Next"/>
                       <w:color w:val="1A1A1A"/>
-                      <w:sz w:val="22"/>
-                      <w:szCs w:val="22"/>
+                      <w:sz w:val="21"/>
+                      <w:szCs w:val="21"/>
                     </w:rPr>
                     <w:tab/>
                   </w:r>
@@ -3255,8 +3377,8 @@
                     <w:rPr>
                       <w:rFonts w:ascii="Avenir Next" w:hAnsi="Avenir Next" w:cs="Avenir Next" w:eastAsia="Avenir Next"/>
                       <w:color w:val="1A1A1A"/>
-                      <w:sz w:val="22"/>
-                      <w:szCs w:val="22"/>
+                      <w:sz w:val="21"/>
+                      <w:szCs w:val="21"/>
                     </w:rPr>
                     <w:t xml:space="preserve">11/25 =</w:t>
                   </w:r>
@@ -3264,8 +3386,8 @@
                     <w:rPr>
                       <w:rFonts w:ascii="Avenir Next" w:hAnsi="Avenir Next" w:cs="Avenir Next" w:eastAsia="Avenir Next"/>
                       <w:color w:val="1A1A1A"/>
-                      <w:sz w:val="22"/>
-                      <w:szCs w:val="22"/>
+                      <w:sz w:val="21"/>
+                      <w:szCs w:val="21"/>
                     </w:rPr>
                     <w:t xml:space="preserve">  </w:t>
                   </w:r>
@@ -3273,8 +3395,8 @@
                     <w:rPr>
                       <w:rFonts w:ascii="Avenir Next" w:hAnsi="Avenir Next" w:cs="Avenir Next" w:eastAsia="Avenir Next"/>
                       <w:color w:val="1A1A1A"/>
-                      <w:sz w:val="22"/>
-                      <w:szCs w:val="22"/>
+                      <w:sz w:val="21"/>
+                      <w:szCs w:val="21"/>
                       <w:u w:val="single"/>
                     </w:rPr>
                     <w:t xml:space="preserve">      </w:t>
@@ -3283,8 +3405,8 @@
                     <w:rPr>
                       <w:rFonts w:ascii="Avenir Next" w:hAnsi="Avenir Next" w:cs="Avenir Next" w:eastAsia="Avenir Next"/>
                       <w:color w:val="1A1A1A"/>
-                      <w:sz w:val="22"/>
-                      <w:szCs w:val="22"/>
+                      <w:sz w:val="21"/>
+                      <w:szCs w:val="21"/>
                     </w:rPr>
                     <w:t xml:space="preserve"> %</w:t>
                   </w:r>
@@ -3308,8 +3430,8 @@
                       <w:rFonts w:ascii="Avenir Next" w:hAnsi="Avenir Next" w:cs="Avenir Next" w:eastAsia="Avenir Next"/>
                       <w:b/>
                       <w:color w:val="003A70"/>
-                      <w:sz w:val="22"/>
-                      <w:szCs w:val="22"/>
+                      <w:sz w:val="21"/>
+                      <w:szCs w:val="21"/>
                     </w:rPr>
                     <w:t xml:space="preserve">e.</w:t>
                   </w:r>
@@ -3317,8 +3439,8 @@
                     <w:rPr>
                       <w:rFonts w:ascii="Avenir Next" w:hAnsi="Avenir Next" w:cs="Avenir Next" w:eastAsia="Avenir Next"/>
                       <w:color w:val="1A1A1A"/>
-                      <w:sz w:val="22"/>
-                      <w:szCs w:val="22"/>
+                      <w:sz w:val="21"/>
+                      <w:szCs w:val="21"/>
                     </w:rPr>
                     <w:tab/>
                   </w:r>
@@ -3326,8 +3448,8 @@
                     <w:rPr>
                       <w:rFonts w:ascii="Avenir Next" w:hAnsi="Avenir Next" w:cs="Avenir Next" w:eastAsia="Avenir Next"/>
                       <w:color w:val="1A1A1A"/>
-                      <w:sz w:val="22"/>
-                      <w:szCs w:val="22"/>
+                      <w:sz w:val="21"/>
+                      <w:szCs w:val="21"/>
                     </w:rPr>
                     <w:t xml:space="preserve">1/2 =</w:t>
                   </w:r>
@@ -3335,8 +3457,8 @@
                     <w:rPr>
                       <w:rFonts w:ascii="Avenir Next" w:hAnsi="Avenir Next" w:cs="Avenir Next" w:eastAsia="Avenir Next"/>
                       <w:color w:val="1A1A1A"/>
-                      <w:sz w:val="22"/>
-                      <w:szCs w:val="22"/>
+                      <w:sz w:val="21"/>
+                      <w:szCs w:val="21"/>
                     </w:rPr>
                     <w:t xml:space="preserve">  </w:t>
                   </w:r>
@@ -3344,8 +3466,8 @@
                     <w:rPr>
                       <w:rFonts w:ascii="Avenir Next" w:hAnsi="Avenir Next" w:cs="Avenir Next" w:eastAsia="Avenir Next"/>
                       <w:color w:val="1A1A1A"/>
-                      <w:sz w:val="22"/>
-                      <w:szCs w:val="22"/>
+                      <w:sz w:val="21"/>
+                      <w:szCs w:val="21"/>
                       <w:u w:val="single"/>
                     </w:rPr>
                     <w:t xml:space="preserve">      </w:t>
@@ -3354,8 +3476,8 @@
                     <w:rPr>
                       <w:rFonts w:ascii="Avenir Next" w:hAnsi="Avenir Next" w:cs="Avenir Next" w:eastAsia="Avenir Next"/>
                       <w:color w:val="1A1A1A"/>
-                      <w:sz w:val="22"/>
-                      <w:szCs w:val="22"/>
+                      <w:sz w:val="21"/>
+                      <w:szCs w:val="21"/>
                     </w:rPr>
                     <w:t xml:space="preserve"> %</w:t>
                   </w:r>
@@ -3379,8 +3501,8 @@
                       <w:rFonts w:ascii="Avenir Next" w:hAnsi="Avenir Next" w:cs="Avenir Next" w:eastAsia="Avenir Next"/>
                       <w:b/>
                       <w:color w:val="003A70"/>
-                      <w:sz w:val="22"/>
-                      <w:szCs w:val="22"/>
+                      <w:sz w:val="21"/>
+                      <w:szCs w:val="21"/>
                     </w:rPr>
                     <w:t xml:space="preserve">f.</w:t>
                   </w:r>
@@ -3388,8 +3510,8 @@
                     <w:rPr>
                       <w:rFonts w:ascii="Avenir Next" w:hAnsi="Avenir Next" w:cs="Avenir Next" w:eastAsia="Avenir Next"/>
                       <w:color w:val="1A1A1A"/>
-                      <w:sz w:val="22"/>
-                      <w:szCs w:val="22"/>
+                      <w:sz w:val="21"/>
+                      <w:szCs w:val="21"/>
                     </w:rPr>
                     <w:tab/>
                   </w:r>
@@ -3397,8 +3519,8 @@
                     <w:rPr>
                       <w:rFonts w:ascii="Avenir Next" w:hAnsi="Avenir Next" w:cs="Avenir Next" w:eastAsia="Avenir Next"/>
                       <w:color w:val="1A1A1A"/>
-                      <w:sz w:val="22"/>
-                      <w:szCs w:val="22"/>
+                      <w:sz w:val="21"/>
+                      <w:szCs w:val="21"/>
                     </w:rPr>
                     <w:t xml:space="preserve">37/50 =</w:t>
                   </w:r>
@@ -3406,8 +3528,8 @@
                     <w:rPr>
                       <w:rFonts w:ascii="Avenir Next" w:hAnsi="Avenir Next" w:cs="Avenir Next" w:eastAsia="Avenir Next"/>
                       <w:color w:val="1A1A1A"/>
-                      <w:sz w:val="22"/>
-                      <w:szCs w:val="22"/>
+                      <w:sz w:val="21"/>
+                      <w:szCs w:val="21"/>
                     </w:rPr>
                     <w:t xml:space="preserve">  </w:t>
                   </w:r>
@@ -3415,8 +3537,8 @@
                     <w:rPr>
                       <w:rFonts w:ascii="Avenir Next" w:hAnsi="Avenir Next" w:cs="Avenir Next" w:eastAsia="Avenir Next"/>
                       <w:color w:val="1A1A1A"/>
-                      <w:sz w:val="22"/>
-                      <w:szCs w:val="22"/>
+                      <w:sz w:val="21"/>
+                      <w:szCs w:val="21"/>
                       <w:u w:val="single"/>
                     </w:rPr>
                     <w:t xml:space="preserve">      </w:t>
@@ -3425,8 +3547,8 @@
                     <w:rPr>
                       <w:rFonts w:ascii="Avenir Next" w:hAnsi="Avenir Next" w:cs="Avenir Next" w:eastAsia="Avenir Next"/>
                       <w:color w:val="1A1A1A"/>
-                      <w:sz w:val="22"/>
-                      <w:szCs w:val="22"/>
+                      <w:sz w:val="21"/>
+                      <w:szCs w:val="21"/>
                     </w:rPr>
                     <w:t xml:space="preserve"> %</w:t>
                   </w:r>
@@ -3457,6 +3579,7 @@
           <w:tab w:val="right" w:pos="9504"/>
         </w:tabs>
         <w:spacing w:before="50" w:after="36" w:line="240" w:lineRule="auto"/>
+        <w:outlineLvl w:val="1"/>
       </w:pPr>
       <w:r>
         <w:rPr>
@@ -3541,8 +3664,8 @@
                 <w:rFonts w:ascii="Avenir Next" w:hAnsi="Avenir Next" w:cs="Avenir Next" w:eastAsia="Avenir Next"/>
                 <w:b/>
                 <w:color w:val="1A1A1A"/>
-                <w:sz w:val="22"/>
-                <w:szCs w:val="22"/>
+                <w:sz w:val="21"/>
+                <w:szCs w:val="21"/>
               </w:rPr>
               <w:t xml:space="preserve">7.</w:t>
             </w:r>
@@ -3550,8 +3673,8 @@
               <w:rPr>
                 <w:rFonts w:ascii="Avenir Next" w:hAnsi="Avenir Next" w:cs="Avenir Next" w:eastAsia="Avenir Next"/>
                 <w:color w:val="1A1A1A"/>
-                <w:sz w:val="22"/>
-                <w:szCs w:val="22"/>
+                <w:sz w:val="21"/>
+                <w:szCs w:val="21"/>
               </w:rPr>
               <w:tab/>
             </w:r>
@@ -3559,8 +3682,8 @@
               <w:rPr>
                 <w:rFonts w:ascii="Avenir Next" w:hAnsi="Avenir Next" w:cs="Avenir Next" w:eastAsia="Avenir Next"/>
                 <w:color w:val="1A1A1A"/>
-                <w:sz w:val="22"/>
-                <w:szCs w:val="22"/>
+                <w:sz w:val="21"/>
+                <w:szCs w:val="21"/>
               </w:rPr>
               <w:t xml:space="preserve">Class A recycled 17 of its 20 bottles. What percent is that?</w:t>
             </w:r>
@@ -3615,8 +3738,8 @@
                       <w:rFonts w:ascii="Avenir Next" w:hAnsi="Avenir Next" w:cs="Avenir Next" w:eastAsia="Avenir Next"/>
                       <w:b/>
                       <w:color w:val="003A70"/>
-                      <w:sz w:val="21"/>
-                      <w:szCs w:val="21"/>
+                      <w:sz w:val="22"/>
+                      <w:szCs w:val="22"/>
                     </w:rPr>
                     <w:t xml:space="preserve">A</w:t>
                   </w:r>
@@ -3624,8 +3747,8 @@
                     <w:rPr>
                       <w:rFonts w:ascii="Avenir Next" w:hAnsi="Avenir Next" w:cs="Avenir Next" w:eastAsia="Avenir Next"/>
                       <w:color w:val="1A1A1A"/>
-                      <w:sz w:val="21"/>
-                      <w:szCs w:val="21"/>
+                      <w:sz w:val="22"/>
+                      <w:szCs w:val="22"/>
                     </w:rPr>
                     <w:tab/>
                   </w:r>
@@ -3633,8 +3756,8 @@
                     <w:rPr>
                       <w:rFonts w:ascii="Avenir Next" w:hAnsi="Avenir Next" w:cs="Avenir Next" w:eastAsia="Avenir Next"/>
                       <w:color w:val="1A1A1A"/>
-                      <w:sz w:val="21"/>
-                      <w:szCs w:val="21"/>
+                      <w:sz w:val="22"/>
+                      <w:szCs w:val="22"/>
                     </w:rPr>
                     <w:t xml:space="preserve">85%</w:t>
                   </w:r>
@@ -3658,8 +3781,8 @@
                       <w:rFonts w:ascii="Avenir Next" w:hAnsi="Avenir Next" w:cs="Avenir Next" w:eastAsia="Avenir Next"/>
                       <w:b/>
                       <w:color w:val="003A70"/>
-                      <w:sz w:val="21"/>
-                      <w:szCs w:val="21"/>
+                      <w:sz w:val="22"/>
+                      <w:szCs w:val="22"/>
                     </w:rPr>
                     <w:t xml:space="preserve">B</w:t>
                   </w:r>
@@ -3667,8 +3790,8 @@
                     <w:rPr>
                       <w:rFonts w:ascii="Avenir Next" w:hAnsi="Avenir Next" w:cs="Avenir Next" w:eastAsia="Avenir Next"/>
                       <w:color w:val="1A1A1A"/>
-                      <w:sz w:val="21"/>
-                      <w:szCs w:val="21"/>
+                      <w:sz w:val="22"/>
+                      <w:szCs w:val="22"/>
                     </w:rPr>
                     <w:tab/>
                   </w:r>
@@ -3676,8 +3799,8 @@
                     <w:rPr>
                       <w:rFonts w:ascii="Avenir Next" w:hAnsi="Avenir Next" w:cs="Avenir Next" w:eastAsia="Avenir Next"/>
                       <w:color w:val="1A1A1A"/>
-                      <w:sz w:val="21"/>
-                      <w:szCs w:val="21"/>
+                      <w:sz w:val="22"/>
+                      <w:szCs w:val="22"/>
                     </w:rPr>
                     <w:t xml:space="preserve">17%</w:t>
                   </w:r>
@@ -3701,8 +3824,8 @@
                       <w:rFonts w:ascii="Avenir Next" w:hAnsi="Avenir Next" w:cs="Avenir Next" w:eastAsia="Avenir Next"/>
                       <w:b/>
                       <w:color w:val="003A70"/>
-                      <w:sz w:val="21"/>
-                      <w:szCs w:val="21"/>
+                      <w:sz w:val="22"/>
+                      <w:szCs w:val="22"/>
                     </w:rPr>
                     <w:t xml:space="preserve">C</w:t>
                   </w:r>
@@ -3710,8 +3833,8 @@
                     <w:rPr>
                       <w:rFonts w:ascii="Avenir Next" w:hAnsi="Avenir Next" w:cs="Avenir Next" w:eastAsia="Avenir Next"/>
                       <w:color w:val="1A1A1A"/>
-                      <w:sz w:val="21"/>
-                      <w:szCs w:val="21"/>
+                      <w:sz w:val="22"/>
+                      <w:szCs w:val="22"/>
                     </w:rPr>
                     <w:tab/>
                   </w:r>
@@ -3719,8 +3842,8 @@
                     <w:rPr>
                       <w:rFonts w:ascii="Avenir Next" w:hAnsi="Avenir Next" w:cs="Avenir Next" w:eastAsia="Avenir Next"/>
                       <w:color w:val="1A1A1A"/>
-                      <w:sz w:val="21"/>
-                      <w:szCs w:val="21"/>
+                      <w:sz w:val="22"/>
+                      <w:szCs w:val="22"/>
                     </w:rPr>
                     <w:t xml:space="preserve">37%</w:t>
                   </w:r>
@@ -3744,8 +3867,8 @@
                       <w:rFonts w:ascii="Avenir Next" w:hAnsi="Avenir Next" w:cs="Avenir Next" w:eastAsia="Avenir Next"/>
                       <w:b/>
                       <w:color w:val="003A70"/>
-                      <w:sz w:val="21"/>
-                      <w:szCs w:val="21"/>
+                      <w:sz w:val="22"/>
+                      <w:szCs w:val="22"/>
                     </w:rPr>
                     <w:t xml:space="preserve">D</w:t>
                   </w:r>
@@ -3753,8 +3876,8 @@
                     <w:rPr>
                       <w:rFonts w:ascii="Avenir Next" w:hAnsi="Avenir Next" w:cs="Avenir Next" w:eastAsia="Avenir Next"/>
                       <w:color w:val="1A1A1A"/>
-                      <w:sz w:val="21"/>
-                      <w:szCs w:val="21"/>
+                      <w:sz w:val="22"/>
+                      <w:szCs w:val="22"/>
                     </w:rPr>
                     <w:tab/>
                   </w:r>
@@ -3762,8 +3885,8 @@
                     <w:rPr>
                       <w:rFonts w:ascii="Avenir Next" w:hAnsi="Avenir Next" w:cs="Avenir Next" w:eastAsia="Avenir Next"/>
                       <w:color w:val="1A1A1A"/>
-                      <w:sz w:val="21"/>
-                      <w:szCs w:val="21"/>
+                      <w:sz w:val="22"/>
+                      <w:szCs w:val="22"/>
                     </w:rPr>
                     <w:t xml:space="preserve">34%</w:t>
                   </w:r>
@@ -3811,19 +3934,19 @@
         <w:tblLook w:val="0000" w:firstRow="0" w:lastRow="0" w:firstColumn="0" w:lastColumn="0" w:noHBand="1" w:noVBand="1"/>
       </w:tblPr>
       <w:tblGrid>
-        <w:gridCol w:w="2000"/>
-        <w:gridCol w:w="2300"/>
-        <w:gridCol w:w="2100"/>
-        <w:gridCol w:w="3104"/>
+        <w:gridCol w:w="1750"/>
+        <w:gridCol w:w="2500"/>
+        <w:gridCol w:w="2200"/>
+        <w:gridCol w:w="3054"/>
       </w:tblGrid>
       <w:tr>
         <w:trPr>
           <w:cantSplit/>
-          <w:trHeight w:val="320" w:hRule="atLeast"/>
+          <w:trHeight w:val="300" w:hRule="atLeast"/>
         </w:trPr>
         <w:tc>
           <w:tcPr>
-            <w:tcW w:w="2000" w:type="dxa"/>
+            <w:tcW w:w="1750" w:type="dxa"/>
             <w:vAlign w:val="center"/>
           </w:tcPr>
           <w:p>
@@ -3845,7 +3968,7 @@
         </w:tc>
         <w:tc>
           <w:tcPr>
-            <w:tcW w:w="2300" w:type="dxa"/>
+            <w:tcW w:w="2500" w:type="dxa"/>
             <w:vAlign w:val="center"/>
           </w:tcPr>
           <w:p>
@@ -3856,8 +3979,8 @@
               <w:rPr>
                 <w:rFonts w:ascii="Arial" w:hAnsi="Arial" w:cs="Arial" w:eastAsia="Arial"/>
                 <w:color w:val="1A1A1A"/>
-                <w:sz w:val="24"/>
-                <w:szCs w:val="24"/>
+                <w:sz w:val="20"/>
+                <w:szCs w:val="20"/>
               </w:rPr>
               <w:t xml:space="preserve">□</w:t>
             </w:r>
@@ -3874,7 +3997,7 @@
         </w:tc>
         <w:tc>
           <w:tcPr>
-            <w:tcW w:w="2100" w:type="dxa"/>
+            <w:tcW w:w="2200" w:type="dxa"/>
             <w:vAlign w:val="center"/>
           </w:tcPr>
           <w:p>
@@ -3885,8 +4008,8 @@
               <w:rPr>
                 <w:rFonts w:ascii="Arial" w:hAnsi="Arial" w:cs="Arial" w:eastAsia="Arial"/>
                 <w:color w:val="1A1A1A"/>
-                <w:sz w:val="24"/>
-                <w:szCs w:val="24"/>
+                <w:sz w:val="20"/>
+                <w:szCs w:val="20"/>
               </w:rPr>
               <w:t xml:space="preserve">□</w:t>
             </w:r>
@@ -3903,7 +4026,7 @@
         </w:tc>
         <w:tc>
           <w:tcPr>
-            <w:tcW w:w="3104" w:type="dxa"/>
+            <w:tcW w:w="3054" w:type="dxa"/>
             <w:vAlign w:val="center"/>
           </w:tcPr>
           <w:p>
@@ -3914,8 +4037,8 @@
               <w:rPr>
                 <w:rFonts w:ascii="Arial" w:hAnsi="Arial" w:cs="Arial" w:eastAsia="Arial"/>
                 <w:color w:val="1A1A1A"/>
-                <w:sz w:val="24"/>
-                <w:szCs w:val="24"/>
+                <w:sz w:val="20"/>
+                <w:szCs w:val="20"/>
               </w:rPr>
               <w:t xml:space="preserve">□</w:t>
             </w:r>
@@ -3950,7 +4073,7 @@
     <w:sectPr>
       <w:footerReference w:type="default" r:id="rIdFooter1"/>
       <w:pgSz w:w="12240" w:h="15840"/>
-      <w:pgMar w:top="893" w:right="1224" w:bottom="835" w:left="1512" w:header="432" w:footer="432" w:gutter="0"/>
+      <w:pgMar w:top="780" w:right="1224" w:bottom="760" w:left="1512" w:header="432" w:footer="432" w:gutter="0"/>
       <w:cols w:space="720"/>
     </w:sectPr>
   </w:body>
